--- a/companies/hollowell-ip/Engagements/Jackson Inc/2024.06.06 - Status Report - Jackson Inc v2 FINAL.docx
+++ b/companies/hollowell-ip/Engagements/Jackson Inc/2024.06.06 - Status Report - Jackson Inc v2 FINAL.docx
@@ -7,12 +7,17 @@
         <w:pStyle w:val="Heading1"/>
       </w:pPr>
       <w:r>
-        <w:t>Status Report: Trademark Clearance for Jackson Inc</w:t>
+        <w:t>Status Report: Trademark Clearance</w:t>
       </w:r>
     </w:p>
     <w:p>
       <w:r>
-        <w:t>Prepared by Ashley Williams, Patent Agent, for Jackson Inc. This report covers the current period and is written against the search record, candidate by candidate.</w:t>
+        <w:t>Privileged and Confidential. Prepared at the direction of counsel.</w:t>
+      </w:r>
+    </w:p>
+    <w:p>
+      <w:r>
+        <w:t>Prepared for Jackson Inc by Ashley Williams, Patent Agent. Responsible partner: Mary Bradley, Managing Partner.</w:t>
       </w:r>
     </w:p>
     <w:p>
@@ -20,17 +25,17 @@
         <w:pStyle w:val="Heading2"/>
       </w:pPr>
       <w:r>
-        <w:t>Where We Stand</w:t>
+        <w:t>The Matter at Its Midpoint</w:t>
       </w:r>
     </w:p>
     <w:p>
       <w:r>
-        <w:t>We are at the midpoint of the clearance, and the work is where it should be. The full search on the surviving candidate marks is well advanced, the docket is current, and nothing in the engagement is behind.</w:t>
+        <w:t>The clearance work has reached its midpoint on schedule. The search phase is finished and the written analysis has begun. We are working within the agreed fee.</w:t>
       </w:r>
     </w:p>
     <w:p>
       <w:r>
-        <w:t>Nothing needs a decision from you this period. One decision touches your side, the report's timing against your board, and it is described below so you have it in view before it arrives.</w:t>
+        <w:t>No mark has been cleared yet. A view on each candidate will come from Mary Bradley, in writing, once the analysis behind it has been reviewed. Nothing in this report should be read as that view.</w:t>
       </w:r>
     </w:p>
     <w:p>
@@ -38,12 +43,75 @@
         <w:pStyle w:val="Heading2"/>
       </w:pPr>
       <w:r>
-        <w:t>Who Is On It</w:t>
+        <w:t>Progress Since the Working Session</w:t>
       </w:r>
     </w:p>
     <w:p>
       <w:r>
-        <w:t>The team that started the clearance is the team still on it. I run the searches and the analysis, and I am your day-to-day contact on the substance of the work. Kelly Snyder holds the search record and the docket, and she will build the written report from what the searches return. Anything that turns on a judgment about risk is reviewed by counsel before it reaches you.</w:t>
+        <w:t>We have made steady progress since we met with your team. Each item below is complete as of this report.</w:t>
+      </w:r>
+    </w:p>
+    <w:p>
+      <w:pPr>
+        <w:pStyle w:val="ListBullet"/>
+      </w:pPr>
+      <w:r>
+        <w:t>Review of the full search reports for every candidate mark, covering federal and state registrations, common-law use and domain names.</w:t>
+      </w:r>
+    </w:p>
+    <w:p>
+      <w:pPr>
+        <w:pStyle w:val="ListBullet"/>
+      </w:pPr>
+      <w:r>
+        <w:t>A draft analysis of your preferred candidate, prepared by Ashley Williams with Kelly Snyder. It is now with Mary Bradley for review.</w:t>
+      </w:r>
+    </w:p>
+    <w:p>
+      <w:pPr>
+        <w:pStyle w:val="ListBullet"/>
+      </w:pPr>
+      <w:r>
+        <w:t>A short list of unregistered users that, in our judgment, warrant a use investigation. Kelly Snyder has obtained a quote for the investigator's work, and it has gone to your team for approval.</w:t>
+      </w:r>
+    </w:p>
+    <w:p>
+      <w:pPr>
+        <w:pStyle w:val="ListBullet"/>
+      </w:pPr>
+      <w:r>
+        <w:t>Your team's written confirmation of the goods and services description, and its ranking of the candidate marks.</w:t>
+      </w:r>
+    </w:p>
+    <w:p>
+      <w:pPr>
+        <w:pStyle w:val="ListBullet"/>
+      </w:pPr>
+      <w:r>
+        <w:t>Docket entries for every open item, including partner review of each analysis and follow-up on the investigation quote.</w:t>
+      </w:r>
+    </w:p>
+    <w:p>
+      <w:pPr>
+        <w:pStyle w:val="Heading3"/>
+      </w:pPr>
+      <w:r>
+        <w:t>What the Searches Showed</w:t>
+      </w:r>
+    </w:p>
+    <w:p>
+      <w:r>
+        <w:t>The registrations gave us the clearer picture. Some candidates share a dominant term with registered marks for related goods. The analysis weighs each of those on its own facts.</w:t>
+      </w:r>
+    </w:p>
+    <w:p>
+      <w:r>
+        <w:t>The common-law results were harder to read. A website or trade listing rarely shows how long a mark has been in use, or across how wide an area. That gap is the reason we have recommended investigation rather than reaching a view from the report alone.</w:t>
+      </w:r>
+    </w:p>
+    <w:p>
+      <w:r>
+        <w:t>The domain-name results added little that the other searches had not already shown. Where a registered domain matched a candidate, we checked whether a business was actually trading from it.</w:t>
       </w:r>
     </w:p>
     <w:p>
@@ -51,12 +119,12 @@
         <w:pStyle w:val="Heading2"/>
       </w:pPr>
       <w:r>
-        <w:t>What We Did This Period</w:t>
+        <w:t>Work Ahead</w:t>
       </w:r>
     </w:p>
     <w:p>
       <w:r>
-        <w:t>The work this period was the full clearance search on the marks that survived the knockout stage. We ran it on all of them together, across the federal register, the state registries, and the common-law sources, so that no one candidate waited behind another.</w:t>
+        <w:t>Our work for the coming period follows the ranking your team sent us. Each item has a named owner and a docket entry.</w:t>
       </w:r>
     </w:p>
     <w:p>
@@ -64,7 +132,7 @@
         <w:pStyle w:val="ListBullet"/>
       </w:pPr>
       <w:r>
-        <w:t>We searched every surviving candidate against all three source sets and logged each hit against the mark it touches.</w:t>
+        <w:t>Final analysis of the preferred candidate, once partner review is complete. Ashley Williams.</w:t>
       </w:r>
     </w:p>
     <w:p>
@@ -72,7 +140,7 @@
         <w:pStyle w:val="ListBullet"/>
       </w:pPr>
       <w:r>
-        <w:t>We folded the substitute mark Jackson Inc added into the same pass, so it clears with the survivors and not on a later one.</w:t>
+        <w:t>Analyses of the remaining candidates, in your ranked order. Ashley Williams, with Kelly Snyder.</w:t>
       </w:r>
     </w:p>
     <w:p>
@@ -80,7 +148,7 @@
         <w:pStyle w:val="ListBullet"/>
       </w:pPr>
       <w:r>
-        <w:t>Kelly Snyder kept the search record current and anchored to the docket, with a check date on every search so none can drift.</w:t>
+        <w:t>Use investigation of any unregistered user your team approves, followed by a revised assessment of the affected mark. Kelly Snyder.</w:t>
       </w:r>
     </w:p>
     <w:p>
@@ -88,12 +156,17 @@
         <w:pStyle w:val="ListBullet"/>
       </w:pPr>
       <w:r>
-        <w:t>We confirmed that the candidates dropped at the knockout stage stay dropped, and that no candidate has been added or removed since.</w:t>
+        <w:t>A written view on each candidate mark, qualified and with its reasoning stated. Mary Bradley.</w:t>
       </w:r>
     </w:p>
     <w:p>
       <w:r>
-        <w:t>A word on what the hits mean, since a raw count invites the wrong reading. A candidate can draw many near matches and still clear, or draw only a few and not. The number is not the signal; the analysis is, and that is the work of the next period.</w:t>
+        <w:t>Each written view will follow the same plan. It will set out the goods and services description it relies on, the registrations and uses that bear on the mark, and the reasons for our assessment. Where the evidence is incomplete, the view will say so plainly.</w:t>
+      </w:r>
+    </w:p>
+    <w:p>
+      <w:r>
+        <w:t>If your team settles on a mark, whether and when to file an application is a separate decision. We will raise it with you once the analysis is final, because the time between clearance and filing carries its own risk, described below.</w:t>
       </w:r>
     </w:p>
     <w:p>
@@ -101,12 +174,12 @@
         <w:pStyle w:val="Heading2"/>
       </w:pPr>
       <w:r>
-        <w:t>What Comes Next</w:t>
+        <w:t>What Could Change the Picture</w:t>
       </w:r>
     </w:p>
     <w:p>
       <w:r>
-        <w:t>The next period completes the searches and turns the record into the written clearance report. The report is organized by candidate mark, one section each, so you can read it against the marks that matter most to you first.</w:t>
+        <w:t>We list these points so that none of them arrives as a surprise. Each is on the docket and is checked whenever the matter is reviewed.</w:t>
       </w:r>
     </w:p>
     <w:p>
@@ -114,7 +187,7 @@
         <w:pStyle w:val="ListBullet"/>
       </w:pPr>
       <w:r>
-        <w:t>We finish the remaining searches on the survivors and close the record.</w:t>
+        <w:t>Later filings. Our searches show the register as it stood when they were run. A third party could file for a similar mark before you do, and the longer the gap before filing, the greater that exposure. If the gap grows, we will recommend an update search.</w:t>
       </w:r>
     </w:p>
     <w:p>
@@ -122,7 +195,7 @@
         <w:pStyle w:val="ListBullet"/>
       </w:pPr>
       <w:r>
-        <w:t>Kelly Snyder assembles the written report from that record, mark by mark.</w:t>
+        <w:t>Unregistered use. A search report cannot show whether an unregistered use is current or how far it reaches. An investigation can move our assessment of a mark in either direction.</w:t>
       </w:r>
     </w:p>
     <w:p>
@@ -130,7 +203,7 @@
         <w:pStyle w:val="ListBullet"/>
       </w:pPr>
       <w:r>
-        <w:t>Counsel reviews the read on the risk each mark carries before the report reaches you.</w:t>
+        <w:t>Product range. Each analysis relies on the goods and services description your team confirmed. A broader range would need its own search before the mark is used on it.</w:t>
       </w:r>
     </w:p>
     <w:p>
@@ -138,12 +211,7 @@
         <w:pStyle w:val="ListBullet"/>
       </w:pPr>
       <w:r>
-        <w:t>We deliver the report, and I flag anything in it that needs a decision from you as it comes up.</w:t>
-      </w:r>
-    </w:p>
-    <w:p>
-      <w:r>
-        <w:t>The report will set out, for each surviving mark, the conflicts the search turned up, our read of the risk it carries, and the options that read leaves open. Where a conflict is close enough that reasonable people could weigh it differently, we will say so plainly, not resolve it more firmly than the record allows.</w:t>
+        <w:t>Timing of decisions. The schedule assumes a prompt answer on the investigation quote. Any delay there moves the final view on the affected mark by the same amount.</w:t>
       </w:r>
     </w:p>
     <w:p>
@@ -151,40 +219,22 @@
         <w:pStyle w:val="Heading2"/>
       </w:pPr>
       <w:r>
-        <w:t>Risks</w:t>
+        <w:t>Fees</w:t>
       </w:r>
     </w:p>
     <w:p>
       <w:r>
-        <w:t>There is no finding to report this period, and so no risk that turns on one. The standing limit on any clearance is the reach of the search itself: it covers the marks and classes we cleared and the records our sources reach as of the date we report, and no further.</w:t>
+        <w:t>The engagement is being carried out for the fixed fee of $48,000 set out in the engagement letter. Work to date is within that fee, and we expect the remaining work to stay within it.</w:t>
       </w:r>
     </w:p>
     <w:p>
       <w:r>
-        <w:t>If the search turns up a mark that plainly blocks one of the candidates, you will hear it from me the day it surfaces, not first in the report. The same holds for anything that would widen the work beyond the scope we agreed. You will not learn of a problem from a status report for the first time.</w:t>
-      </w:r>
-    </w:p>
-    <w:p>
-      <w:pPr>
-        <w:pStyle w:val="Heading2"/>
-      </w:pPr>
-      <w:r>
-        <w:t>Budget</w:t>
+        <w:t>Two kinds of cost sit outside it. An investigator's charges are quoted to your team before anything is ordered. Clearance in other countries would be a separate piece of work, and we would not begin it without your written instruction.</w:t>
       </w:r>
     </w:p>
     <w:p>
       <w:r>
-        <w:t>The engagement fee is $48,000, fixed for the scope we agreed, and the work is tracking within it. At the midpoint we have used a little under half of that amount, which is where a clearance of this shape should sit at this stage.</w:t>
-      </w:r>
-    </w:p>
-    <w:p>
-      <w:r>
-        <w:t>If anything would take the work past that fee, we will tell you and price it before we begin, not fold it into the number you agreed to. Widening the search beyond the marks, classes, or territory we scoped is the one thing that would do it, and none of that has come up.</w:t>
-      </w:r>
-    </w:p>
-    <w:p>
-      <w:r>
-        <w:t>We will send the next report at the usual interval, and if the searches close before then, you will have the written clearance report itself in that window. Call me if anything here needs more than a report can give.</w:t>
+        <w:t>We will send the final analysis of the preferred candidate as soon as Mary Bradley has completed her review. Questions on this report may go to Ashley Williams or to Mary Bradley at any point before then.</w:t>
       </w:r>
     </w:p>
     <w:sectPr>
